--- a/DB/공통규정/CPO-001_교회헌법_사랑과평안의교회.docx
+++ b/DB/공통규정/CPO-001_교회헌법_사랑과평안의교회.docx
@@ -33,9 +33,6 @@
     </w:p>
     <w:p>
       <w:pPr>
-        <w:pBdr>
-          <w:bottom w:val="single" w:color="C8714A" w:sz="8"/>
-        </w:pBdr>
         <w:spacing w:after="180" w:before="0"/>
         <w:jc w:val="center"/>
       </w:pPr>
@@ -138,7 +135,7 @@
               <w:bottom w:val="single" w:color="B0C8E0" w:sz="4"/>
               <w:right w:val="single" w:color="B0C8E0" w:sz="4"/>
             </w:tcBorders>
-            <w:shd w:fill="EAF1F8" w:val="clear"/>
+            <w:shd w:fill="FFFFFF" w:val="clear"/>
             <w:tcMar>
               <w:top w:type="dxa" w:w="80"/>
               <w:left w:type="dxa" w:w="160"/>
@@ -202,7 +199,7 @@
               <w:bottom w:val="single" w:color="B0C8E0" w:sz="4"/>
               <w:right w:val="single" w:color="B0C8E0" w:sz="4"/>
             </w:tcBorders>
-            <w:shd w:fill="EAF1F8" w:val="clear"/>
+            <w:shd w:fill="FFFFFF" w:val="clear"/>
             <w:tcMar>
               <w:top w:type="dxa" w:w="80"/>
               <w:left w:type="dxa" w:w="160"/>
@@ -266,7 +263,7 @@
               <w:bottom w:val="single" w:color="B0C8E0" w:sz="4"/>
               <w:right w:val="single" w:color="B0C8E0" w:sz="4"/>
             </w:tcBorders>
-            <w:shd w:fill="EAF1F8" w:val="clear"/>
+            <w:shd w:fill="FFFFFF" w:val="clear"/>
             <w:tcMar>
               <w:top w:type="dxa" w:w="80"/>
               <w:left w:type="dxa" w:w="160"/>
@@ -330,7 +327,7 @@
               <w:bottom w:val="single" w:color="B0C8E0" w:sz="4"/>
               <w:right w:val="single" w:color="B0C8E0" w:sz="4"/>
             </w:tcBorders>
-            <w:shd w:fill="EAF1F8" w:val="clear"/>
+            <w:shd w:fill="FFFFFF" w:val="clear"/>
             <w:tcMar>
               <w:top w:type="dxa" w:w="80"/>
               <w:left w:type="dxa" w:w="160"/>
@@ -379,7 +376,7 @@
                 <w:sz w:val="18"/>
                 <w:szCs w:val="18"/>
               </w:rPr>
-              <w:t xml:space="preserve">—</w:t>
+              <w:t>말미 [개정 이력] 표 참조</w:t>
             </w:r>
           </w:p>
         </w:tc>
@@ -486,10 +483,7 @@
     </w:p>
     <w:p>
       <w:pPr>
-        <w:pBdr>
-          <w:bottom w:val="single" w:color="C8714A" w:sz="8"/>
-        </w:pBdr>
-        <w:shd w:fill="1A3A5C" w:val="clear"/>
+        <w:shd w:fill="FFFFFF" w:val="clear"/>
         <w:spacing w:after="200" w:before="400"/>
         <w:jc w:val="center"/>
       </w:pPr>
@@ -498,7 +492,7 @@
           <w:rFonts w:ascii="맑은 고딕" w:cs="맑은 고딕" w:eastAsia="맑은 고딕" w:hAnsi="맑은 고딕"/>
           <w:b/>
           <w:bCs/>
-          <w:color w:val="FFFFFF"/>
+          <w:color w:val="1A1A1A"/>
           <w:sz w:val="26"/>
           <w:szCs w:val="26"/>
         </w:rPr>
@@ -521,9 +515,6 @@
     </w:p>
     <w:p>
       <w:pPr>
-        <w:pBdr>
-          <w:left w:val="single" w:color="C8714A" w:sz="14"/>
-        </w:pBdr>
         <w:spacing w:after="60" w:before="280"/>
         <w:ind w:left="180"/>
       </w:pPr>
@@ -587,9 +578,6 @@
     </w:p>
     <w:p>
       <w:pPr>
-        <w:pBdr>
-          <w:left w:val="single" w:color="C8714A" w:sz="14"/>
-        </w:pBdr>
         <w:spacing w:after="60" w:before="280"/>
         <w:ind w:left="180"/>
       </w:pPr>
@@ -653,9 +641,6 @@
     </w:p>
     <w:p>
       <w:pPr>
-        <w:pBdr>
-          <w:left w:val="single" w:color="C8714A" w:sz="14"/>
-        </w:pBdr>
         <w:spacing w:after="60" w:before="280"/>
         <w:ind w:left="180"/>
       </w:pPr>
@@ -767,10 +752,7 @@
     </w:p>
     <w:p>
       <w:pPr>
-        <w:pBdr>
-          <w:bottom w:val="single" w:color="C8714A" w:sz="8"/>
-        </w:pBdr>
-        <w:shd w:fill="1A3A5C" w:val="clear"/>
+        <w:shd w:fill="FFFFFF" w:val="clear"/>
         <w:spacing w:after="200" w:before="400"/>
         <w:jc w:val="center"/>
       </w:pPr>
@@ -779,7 +761,7 @@
           <w:rFonts w:ascii="맑은 고딕" w:cs="맑은 고딕" w:eastAsia="맑은 고딕" w:hAnsi="맑은 고딕"/>
           <w:b/>
           <w:bCs/>
-          <w:color w:val="FFFFFF"/>
+          <w:color w:val="1A1A1A"/>
           <w:sz w:val="26"/>
           <w:szCs w:val="26"/>
         </w:rPr>
@@ -802,9 +784,6 @@
     </w:p>
     <w:p>
       <w:pPr>
-        <w:pBdr>
-          <w:left w:val="single" w:color="C8714A" w:sz="14"/>
-        </w:pBdr>
         <w:spacing w:after="60" w:before="280"/>
         <w:ind w:left="180"/>
       </w:pPr>
@@ -868,9 +847,6 @@
     </w:p>
     <w:p>
       <w:pPr>
-        <w:pBdr>
-          <w:left w:val="single" w:color="C8714A" w:sz="14"/>
-        </w:pBdr>
         <w:spacing w:after="60" w:before="280"/>
         <w:ind w:left="180"/>
       </w:pPr>
@@ -1163,10 +1139,7 @@
     </w:p>
     <w:p>
       <w:pPr>
-        <w:pBdr>
-          <w:bottom w:val="single" w:color="C8714A" w:sz="8"/>
-        </w:pBdr>
-        <w:shd w:fill="1A3A5C" w:val="clear"/>
+        <w:shd w:fill="FFFFFF" w:val="clear"/>
         <w:spacing w:after="200" w:before="400"/>
         <w:jc w:val="center"/>
       </w:pPr>
@@ -1175,7 +1148,7 @@
           <w:rFonts w:ascii="맑은 고딕" w:cs="맑은 고딕" w:eastAsia="맑은 고딕" w:hAnsi="맑은 고딕"/>
           <w:b/>
           <w:bCs/>
-          <w:color w:val="FFFFFF"/>
+          <w:color w:val="1A1A1A"/>
           <w:sz w:val="26"/>
           <w:szCs w:val="26"/>
         </w:rPr>
@@ -1198,9 +1171,6 @@
     </w:p>
     <w:p>
       <w:pPr>
-        <w:pBdr>
-          <w:left w:val="single" w:color="C8714A" w:sz="14"/>
-        </w:pBdr>
         <w:spacing w:after="60" w:before="280"/>
         <w:ind w:left="180"/>
       </w:pPr>
@@ -1248,9 +1218,6 @@
     </w:p>
     <w:p>
       <w:pPr>
-        <w:pBdr>
-          <w:left w:val="single" w:color="C8714A" w:sz="14"/>
-        </w:pBdr>
         <w:spacing w:after="60" w:before="280"/>
         <w:ind w:left="180"/>
       </w:pPr>
@@ -1346,9 +1313,6 @@
     </w:p>
     <w:p>
       <w:pPr>
-        <w:pBdr>
-          <w:left w:val="single" w:color="C8714A" w:sz="14"/>
-        </w:pBdr>
         <w:spacing w:after="60" w:before="280"/>
         <w:ind w:left="180"/>
       </w:pPr>
@@ -1428,9 +1392,6 @@
     </w:p>
     <w:p>
       <w:pPr>
-        <w:pBdr>
-          <w:left w:val="single" w:color="C8714A" w:sz="14"/>
-        </w:pBdr>
         <w:spacing w:after="60" w:before="280"/>
         <w:ind w:left="180"/>
       </w:pPr>
@@ -1526,10 +1487,7 @@
     </w:p>
     <w:p>
       <w:pPr>
-        <w:pBdr>
-          <w:bottom w:val="single" w:color="C8714A" w:sz="8"/>
-        </w:pBdr>
-        <w:shd w:fill="1A3A5C" w:val="clear"/>
+        <w:shd w:fill="FFFFFF" w:val="clear"/>
         <w:spacing w:after="200" w:before="400"/>
         <w:jc w:val="center"/>
       </w:pPr>
@@ -1538,7 +1496,7 @@
           <w:rFonts w:ascii="맑은 고딕" w:cs="맑은 고딕" w:eastAsia="맑은 고딕" w:hAnsi="맑은 고딕"/>
           <w:b/>
           <w:bCs/>
-          <w:color w:val="FFFFFF"/>
+          <w:color w:val="1A1A1A"/>
           <w:sz w:val="26"/>
           <w:szCs w:val="26"/>
         </w:rPr>
@@ -1561,9 +1519,6 @@
     </w:p>
     <w:p>
       <w:pPr>
-        <w:pBdr>
-          <w:left w:val="single" w:color="C8714A" w:sz="14"/>
-        </w:pBdr>
         <w:spacing w:after="60" w:before="280"/>
         <w:ind w:left="180"/>
       </w:pPr>
@@ -1659,9 +1614,6 @@
     </w:p>
     <w:p>
       <w:pPr>
-        <w:pBdr>
-          <w:left w:val="single" w:color="C8714A" w:sz="14"/>
-        </w:pBdr>
         <w:spacing w:after="60" w:before="280"/>
         <w:ind w:left="180"/>
       </w:pPr>
@@ -1757,9 +1709,6 @@
     </w:p>
     <w:p>
       <w:pPr>
-        <w:pBdr>
-          <w:left w:val="single" w:color="C8714A" w:sz="14"/>
-        </w:pBdr>
         <w:spacing w:after="60" w:before="280"/>
         <w:ind w:left="180"/>
       </w:pPr>
@@ -1839,9 +1788,6 @@
     </w:p>
     <w:p>
       <w:pPr>
-        <w:pBdr>
-          <w:left w:val="single" w:color="C8714A" w:sz="14"/>
-        </w:pBdr>
         <w:spacing w:after="60" w:before="280"/>
         <w:ind w:left="180"/>
       </w:pPr>
@@ -1985,9 +1931,6 @@
     </w:p>
     <w:p>
       <w:pPr>
-        <w:pBdr>
-          <w:left w:val="single" w:color="C8714A" w:sz="14"/>
-        </w:pBdr>
         <w:spacing w:after="60" w:before="280"/>
         <w:ind w:left="180"/>
       </w:pPr>
@@ -2131,9 +2074,6 @@
     </w:p>
     <w:p>
       <w:pPr>
-        <w:pBdr>
-          <w:left w:val="single" w:color="C8714A" w:sz="14"/>
-        </w:pBdr>
         <w:spacing w:after="60" w:before="280"/>
         <w:ind w:left="180"/>
       </w:pPr>
@@ -2261,9 +2201,6 @@
     </w:p>
     <w:p>
       <w:pPr>
-        <w:pBdr>
-          <w:left w:val="single" w:color="C8714A" w:sz="14"/>
-        </w:pBdr>
         <w:spacing w:after="60" w:before="280"/>
         <w:ind w:left="180"/>
       </w:pPr>
@@ -2343,9 +2280,6 @@
     </w:p>
     <w:p>
       <w:pPr>
-        <w:pBdr>
-          <w:left w:val="single" w:color="C8714A" w:sz="14"/>
-        </w:pBdr>
         <w:spacing w:after="60" w:before="280"/>
         <w:ind w:left="180"/>
       </w:pPr>
@@ -2457,10 +2391,7 @@
     </w:p>
     <w:p>
       <w:pPr>
-        <w:pBdr>
-          <w:bottom w:val="single" w:color="C8714A" w:sz="8"/>
-        </w:pBdr>
-        <w:shd w:fill="1A3A5C" w:val="clear"/>
+        <w:shd w:fill="FFFFFF" w:val="clear"/>
         <w:spacing w:after="200" w:before="400"/>
         <w:jc w:val="center"/>
       </w:pPr>
@@ -2469,7 +2400,7 @@
           <w:rFonts w:ascii="맑은 고딕" w:cs="맑은 고딕" w:eastAsia="맑은 고딕" w:hAnsi="맑은 고딕"/>
           <w:b/>
           <w:bCs/>
-          <w:color w:val="FFFFFF"/>
+          <w:color w:val="1A1A1A"/>
           <w:sz w:val="26"/>
           <w:szCs w:val="26"/>
         </w:rPr>
@@ -2492,9 +2423,6 @@
     </w:p>
     <w:p>
       <w:pPr>
-        <w:pBdr>
-          <w:left w:val="single" w:color="C8714A" w:sz="14"/>
-        </w:pBdr>
         <w:spacing w:after="60" w:before="280"/>
         <w:ind w:left="180"/>
       </w:pPr>
@@ -2558,9 +2486,6 @@
     </w:p>
     <w:p>
       <w:pPr>
-        <w:pBdr>
-          <w:left w:val="single" w:color="C8714A" w:sz="14"/>
-        </w:pBdr>
         <w:spacing w:after="60" w:before="280"/>
         <w:ind w:left="180"/>
       </w:pPr>
@@ -2624,9 +2549,6 @@
     </w:p>
     <w:p>
       <w:pPr>
-        <w:pBdr>
-          <w:left w:val="single" w:color="C8714A" w:sz="14"/>
-        </w:pBdr>
         <w:spacing w:after="60" w:before="280"/>
         <w:ind w:left="180"/>
       </w:pPr>
@@ -2722,10 +2644,7 @@
     </w:p>
     <w:p>
       <w:pPr>
-        <w:pBdr>
-          <w:bottom w:val="single" w:color="C8714A" w:sz="8"/>
-        </w:pBdr>
-        <w:shd w:fill="1A3A5C" w:val="clear"/>
+        <w:shd w:fill="FFFFFF" w:val="clear"/>
         <w:spacing w:after="200" w:before="400"/>
         <w:jc w:val="center"/>
       </w:pPr>
@@ -2734,7 +2653,7 @@
           <w:rFonts w:ascii="맑은 고딕" w:cs="맑은 고딕" w:eastAsia="맑은 고딕" w:hAnsi="맑은 고딕"/>
           <w:b/>
           <w:bCs/>
-          <w:color w:val="FFFFFF"/>
+          <w:color w:val="1A1A1A"/>
           <w:sz w:val="26"/>
           <w:szCs w:val="26"/>
         </w:rPr>
@@ -2757,9 +2676,6 @@
     </w:p>
     <w:p>
       <w:pPr>
-        <w:pBdr>
-          <w:left w:val="single" w:color="C8714A" w:sz="14"/>
-        </w:pBdr>
         <w:spacing w:after="60" w:before="280"/>
         <w:ind w:left="180"/>
       </w:pPr>
@@ -2807,9 +2723,6 @@
     </w:p>
     <w:p>
       <w:pPr>
-        <w:pBdr>
-          <w:left w:val="single" w:color="C8714A" w:sz="14"/>
-        </w:pBdr>
         <w:spacing w:after="60" w:before="280"/>
         <w:ind w:left="180"/>
       </w:pPr>
@@ -2905,9 +2818,6 @@
     </w:p>
     <w:p>
       <w:pPr>
-        <w:pBdr>
-          <w:left w:val="single" w:color="C8714A" w:sz="14"/>
-        </w:pBdr>
         <w:spacing w:after="60" w:before="280"/>
         <w:ind w:left="180"/>
       </w:pPr>
@@ -2971,9 +2881,6 @@
     </w:p>
     <w:p>
       <w:pPr>
-        <w:pBdr>
-          <w:left w:val="single" w:color="C8714A" w:sz="14"/>
-        </w:pBdr>
         <w:spacing w:after="60" w:before="280"/>
         <w:ind w:left="180"/>
       </w:pPr>
@@ -3053,10 +2960,7 @@
     </w:p>
     <w:p>
       <w:pPr>
-        <w:pBdr>
-          <w:bottom w:val="single" w:color="C8714A" w:sz="8"/>
-        </w:pBdr>
-        <w:shd w:fill="1A3A5C" w:val="clear"/>
+        <w:shd w:fill="FFFFFF" w:val="clear"/>
         <w:spacing w:after="200" w:before="400"/>
         <w:jc w:val="center"/>
       </w:pPr>
@@ -3065,7 +2969,7 @@
           <w:rFonts w:ascii="맑은 고딕" w:cs="맑은 고딕" w:eastAsia="맑은 고딕" w:hAnsi="맑은 고딕"/>
           <w:b/>
           <w:bCs/>
-          <w:color w:val="FFFFFF"/>
+          <w:color w:val="1A1A1A"/>
           <w:sz w:val="26"/>
           <w:szCs w:val="26"/>
         </w:rPr>
@@ -3088,9 +2992,6 @@
     </w:p>
     <w:p>
       <w:pPr>
-        <w:pBdr>
-          <w:left w:val="single" w:color="C8714A" w:sz="14"/>
-        </w:pBdr>
         <w:spacing w:after="60" w:before="280"/>
         <w:ind w:left="180"/>
       </w:pPr>
@@ -3170,9 +3071,6 @@
     </w:p>
     <w:p>
       <w:pPr>
-        <w:pBdr>
-          <w:left w:val="single" w:color="C8714A" w:sz="14"/>
-        </w:pBdr>
         <w:spacing w:after="60" w:before="280"/>
         <w:ind w:left="180"/>
       </w:pPr>
@@ -3252,10 +3150,7 @@
     </w:p>
     <w:p>
       <w:pPr>
-        <w:pBdr>
-          <w:bottom w:val="single" w:color="C8714A" w:sz="8"/>
-        </w:pBdr>
-        <w:shd w:fill="1A3A5C" w:val="clear"/>
+        <w:shd w:fill="FFFFFF" w:val="clear"/>
         <w:spacing w:after="200" w:before="400"/>
         <w:jc w:val="center"/>
       </w:pPr>
@@ -3264,7 +3159,7 @@
           <w:rFonts w:ascii="맑은 고딕" w:cs="맑은 고딕" w:eastAsia="맑은 고딕" w:hAnsi="맑은 고딕"/>
           <w:b/>
           <w:bCs/>
-          <w:color w:val="FFFFFF"/>
+          <w:color w:val="1A1A1A"/>
           <w:sz w:val="26"/>
           <w:szCs w:val="26"/>
         </w:rPr>
@@ -3287,9 +3182,6 @@
     </w:p>
     <w:p>
       <w:pPr>
-        <w:pBdr>
-          <w:left w:val="single" w:color="C8714A" w:sz="14"/>
-        </w:pBdr>
         <w:spacing w:after="60" w:before="280"/>
         <w:ind w:left="180"/>
       </w:pPr>
@@ -3353,9 +3245,6 @@
     </w:p>
     <w:p>
       <w:pPr>
-        <w:pBdr>
-          <w:left w:val="single" w:color="C8714A" w:sz="14"/>
-        </w:pBdr>
         <w:spacing w:after="60" w:before="280"/>
         <w:ind w:left="180"/>
       </w:pPr>
@@ -3419,9 +3308,6 @@
     </w:p>
     <w:p>
       <w:pPr>
-        <w:pBdr>
-          <w:left w:val="single" w:color="C8714A" w:sz="14"/>
-        </w:pBdr>
         <w:spacing w:after="60" w:before="280"/>
         <w:ind w:left="180"/>
       </w:pPr>
@@ -3485,10 +3371,7 @@
     </w:p>
     <w:p>
       <w:pPr>
-        <w:pBdr>
-          <w:bottom w:val="single" w:color="C8714A" w:sz="8"/>
-        </w:pBdr>
-        <w:shd w:fill="1A3A5C" w:val="clear"/>
+        <w:shd w:fill="FFFFFF" w:val="clear"/>
         <w:spacing w:after="200" w:before="400"/>
         <w:jc w:val="center"/>
       </w:pPr>
@@ -3497,7 +3380,7 @@
           <w:rFonts w:ascii="맑은 고딕" w:cs="맑은 고딕" w:eastAsia="맑은 고딕" w:hAnsi="맑은 고딕"/>
           <w:b/>
           <w:bCs/>
-          <w:color w:val="FFFFFF"/>
+          <w:color w:val="1A1A1A"/>
           <w:sz w:val="26"/>
           <w:szCs w:val="26"/>
         </w:rPr>
@@ -3520,9 +3403,6 @@
     </w:p>
     <w:p>
       <w:pPr>
-        <w:pBdr>
-          <w:left w:val="single" w:color="C8714A" w:sz="14"/>
-        </w:pBdr>
         <w:spacing w:after="60" w:before="280"/>
         <w:ind w:left="180"/>
       </w:pPr>
@@ -3602,9 +3482,6 @@
     </w:p>
     <w:p>
       <w:pPr>
-        <w:pBdr>
-          <w:left w:val="single" w:color="C8714A" w:sz="14"/>
-        </w:pBdr>
         <w:spacing w:after="60" w:before="280"/>
         <w:ind w:left="180"/>
       </w:pPr>
@@ -3652,9 +3529,6 @@
     </w:p>
     <w:p>
       <w:pPr>
-        <w:pBdr>
-          <w:left w:val="single" w:color="C8714A" w:sz="14"/>
-        </w:pBdr>
         <w:spacing w:after="60" w:before="280"/>
         <w:ind w:left="180"/>
       </w:pPr>
@@ -3702,9 +3576,6 @@
     </w:p>
     <w:p>
       <w:pPr>
-        <w:pBdr>
-          <w:left w:val="single" w:color="C8714A" w:sz="14"/>
-        </w:pBdr>
         <w:spacing w:after="60" w:before="280"/>
         <w:ind w:left="180"/>
       </w:pPr>
@@ -3752,10 +3623,6 @@
     </w:p>
     <w:p>
       <w:pPr>
-        <w:pBdr>
-          <w:top w:val="double" w:color="1A3A5C" w:sz="6"/>
-          <w:bottom w:val="single" w:color="B0C8E0" w:sz="4"/>
-        </w:pBdr>
         <w:spacing w:after="160" w:before="360"/>
         <w:jc w:val="center"/>
       </w:pPr>
@@ -3845,12 +3712,12 @@
       <w:tblPr>
         <w:tblW w:type="dxa" w:w="9070"/>
         <w:tblBorders>
-          <w:top w:val="single" w:color="auto" w:sz="4"/>
-          <w:left w:val="single" w:color="auto" w:sz="4"/>
-          <w:bottom w:val="single" w:color="auto" w:sz="4"/>
-          <w:right w:val="single" w:color="auto" w:sz="4"/>
-          <w:insideH w:val="single" w:color="auto" w:sz="4"/>
-          <w:insideV w:val="single" w:color="auto" w:sz="4"/>
+          <w:top w:val="nil"/>
+          <w:left w:val="nil"/>
+          <w:bottom w:val="nil"/>
+          <w:right w:val="nil"/>
+          <w:insideH w:val="nil"/>
+          <w:insideV w:val="nil"/>
         </w:tblBorders>
       </w:tblPr>
       <w:tblGrid>
@@ -3860,13 +3727,7 @@
         <w:tc>
           <w:tcPr>
             <w:tcW w:type="dxa" w:w="9070"/>
-            <w:tcBorders>
-              <w:top w:val="single" w:color="B0C8E0" w:sz="4"/>
-              <w:left w:val="single" w:color="B0C8E0" w:sz="4"/>
-              <w:bottom w:val="single" w:color="B0C8E0" w:sz="4"/>
-              <w:right w:val="single" w:color="B0C8E0" w:sz="4"/>
-            </w:tcBorders>
-            <w:shd w:fill="EAF1F8" w:val="clear"/>
+            <w:shd w:fill="FFFFFF" w:val="clear"/>
             <w:tcMar>
               <w:top w:type="dxa" w:w="200"/>
               <w:left w:type="dxa" w:w="300"/>
@@ -3941,6 +3802,955 @@
         </w:tc>
       </w:tr>
     </w:tbl>
+    <w:p/>
+    <w:p>
+      <w:r>
+        <w:rPr>
+          <w:rFonts w:ascii="맑은 고딕" w:hAnsi="맑은 고딕" w:eastAsia="맑은 고딕" w:cs="맑은 고딕"/>
+          <w:b/>
+          <w:color w:val="1A3A5C"/>
+          <w:sz w:val="24"/>
+        </w:rPr>
+        <w:t xml:space="preserve">■ 개정 이력  </w:t>
+      </w:r>
+      <w:r>
+        <w:rPr>
+          <w:rFonts w:ascii="맑은 고딕" w:hAnsi="맑은 고딕" w:eastAsia="맑은 고딕" w:cs="맑은 고딕"/>
+          <w:color w:val="9A8E84"/>
+          <w:sz w:val="20"/>
+        </w:rPr>
+        <w:t>Revision History</w:t>
+      </w:r>
+    </w:p>
+    <w:p>
+      <w:r>
+        <w:rPr>
+          <w:rFonts w:ascii="맑은 고딕" w:hAnsi="맑은 고딕" w:eastAsia="맑은 고딕" w:cs="맑은 고딕"/>
+          <w:color w:val="9A8E84"/>
+          <w:sz w:val="17"/>
+        </w:rPr>
+        <w:t>※ 본 문서는 공동의회 특별 의결로 제정·개정하며, 개정 시 아래 표에 기록합니다.</w:t>
+      </w:r>
+    </w:p>
+    <w:tbl>
+      <w:tblPr>
+        <w:tblW w:type="auto" w:w="0"/>
+        <w:jc w:val="center"/>
+        <w:tblLayout w:type="fixed"/>
+        <w:tblLook w:firstColumn="1" w:firstRow="1" w:lastColumn="0" w:lastRow="0" w:noHBand="0" w:noVBand="1" w:val="04A0"/>
+      </w:tblPr>
+      <w:tblGrid>
+        <w:gridCol w:w="1814"/>
+        <w:gridCol w:w="1814"/>
+        <w:gridCol w:w="1814"/>
+        <w:gridCol w:w="1814"/>
+        <w:gridCol w:w="1814"/>
+      </w:tblGrid>
+      <w:tr>
+        <w:tc>
+          <w:tcPr>
+            <w:tcW w:type="dxa" w:w="1100"/>
+            <w:tcBorders>
+              <w:top w:val="single" w:sz="4" w:space="0" w:color="B0C8E0"/>
+              <w:left w:val="single" w:sz="4" w:space="0" w:color="B0C8E0"/>
+              <w:bottom w:val="single" w:sz="4" w:space="0" w:color="B0C8E0"/>
+              <w:right w:val="single" w:sz="4" w:space="0" w:color="B0C8E0"/>
+            </w:tcBorders>
+            <w:shd w:val="clear" w:color="auto" w:fill="F2F2F2"/>
+          </w:tcPr>
+          <w:p>
+            <w:pPr>
+              <w:jc w:val="center"/>
+            </w:pPr>
+            <w:r/>
+            <w:r>
+              <w:rPr>
+                <w:rFonts w:ascii="맑은 고딕" w:hAnsi="맑은 고딕" w:eastAsia="맑은 고딕" w:cs="맑은 고딕"/>
+                <w:b/>
+                <w:color w:val="2C2114"/>
+                <w:sz w:val="18"/>
+              </w:rPr>
+              <w:t>차수</w:t>
+            </w:r>
+          </w:p>
+        </w:tc>
+        <w:tc>
+          <w:tcPr>
+            <w:tcW w:type="dxa" w:w="1700"/>
+            <w:tcBorders>
+              <w:top w:val="single" w:sz="4" w:space="0" w:color="B0C8E0"/>
+              <w:left w:val="single" w:sz="4" w:space="0" w:color="B0C8E0"/>
+              <w:bottom w:val="single" w:sz="4" w:space="0" w:color="B0C8E0"/>
+              <w:right w:val="single" w:sz="4" w:space="0" w:color="B0C8E0"/>
+            </w:tcBorders>
+            <w:shd w:val="clear" w:color="auto" w:fill="F2F2F2"/>
+          </w:tcPr>
+          <w:p>
+            <w:pPr>
+              <w:jc w:val="center"/>
+            </w:pPr>
+            <w:r/>
+            <w:r>
+              <w:rPr>
+                <w:rFonts w:ascii="맑은 고딕" w:hAnsi="맑은 고딕" w:eastAsia="맑은 고딕" w:cs="맑은 고딕"/>
+                <w:b/>
+                <w:color w:val="2C2114"/>
+                <w:sz w:val="18"/>
+              </w:rPr>
+              <w:t>개정일자</w:t>
+            </w:r>
+          </w:p>
+        </w:tc>
+        <w:tc>
+          <w:tcPr>
+            <w:tcW w:type="dxa" w:w="4200"/>
+            <w:tcBorders>
+              <w:top w:val="single" w:sz="4" w:space="0" w:color="B0C8E0"/>
+              <w:left w:val="single" w:sz="4" w:space="0" w:color="B0C8E0"/>
+              <w:bottom w:val="single" w:sz="4" w:space="0" w:color="B0C8E0"/>
+              <w:right w:val="single" w:sz="4" w:space="0" w:color="B0C8E0"/>
+            </w:tcBorders>
+            <w:shd w:val="clear" w:color="auto" w:fill="F2F2F2"/>
+          </w:tcPr>
+          <w:p>
+            <w:pPr>
+              <w:jc w:val="center"/>
+            </w:pPr>
+            <w:r/>
+            <w:r>
+              <w:rPr>
+                <w:rFonts w:ascii="맑은 고딕" w:hAnsi="맑은 고딕" w:eastAsia="맑은 고딕" w:cs="맑은 고딕"/>
+                <w:b/>
+                <w:color w:val="2C2114"/>
+                <w:sz w:val="18"/>
+              </w:rPr>
+              <w:t>개정 내용</w:t>
+            </w:r>
+          </w:p>
+        </w:tc>
+        <w:tc>
+          <w:tcPr>
+            <w:tcW w:type="dxa" w:w="1700"/>
+            <w:tcBorders>
+              <w:top w:val="single" w:sz="4" w:space="0" w:color="B0C8E0"/>
+              <w:left w:val="single" w:sz="4" w:space="0" w:color="B0C8E0"/>
+              <w:bottom w:val="single" w:sz="4" w:space="0" w:color="B0C8E0"/>
+              <w:right w:val="single" w:sz="4" w:space="0" w:color="B0C8E0"/>
+            </w:tcBorders>
+            <w:shd w:val="clear" w:color="auto" w:fill="F2F2F2"/>
+          </w:tcPr>
+          <w:p>
+            <w:pPr>
+              <w:jc w:val="center"/>
+            </w:pPr>
+            <w:r/>
+            <w:r>
+              <w:rPr>
+                <w:rFonts w:ascii="맑은 고딕" w:hAnsi="맑은 고딕" w:eastAsia="맑은 고딕" w:cs="맑은 고딕"/>
+                <w:b/>
+                <w:color w:val="2C2114"/>
+                <w:sz w:val="18"/>
+              </w:rPr>
+              <w:t>개정자</w:t>
+            </w:r>
+          </w:p>
+        </w:tc>
+        <w:tc>
+          <w:tcPr>
+            <w:tcW w:type="dxa" w:w="1700"/>
+            <w:tcBorders>
+              <w:top w:val="single" w:sz="4" w:space="0" w:color="B0C8E0"/>
+              <w:left w:val="single" w:sz="4" w:space="0" w:color="B0C8E0"/>
+              <w:bottom w:val="single" w:sz="4" w:space="0" w:color="B0C8E0"/>
+              <w:right w:val="single" w:sz="4" w:space="0" w:color="B0C8E0"/>
+            </w:tcBorders>
+            <w:shd w:val="clear" w:color="auto" w:fill="F2F2F2"/>
+          </w:tcPr>
+          <w:p>
+            <w:pPr>
+              <w:jc w:val="center"/>
+            </w:pPr>
+            <w:r/>
+            <w:r>
+              <w:rPr>
+                <w:rFonts w:ascii="맑은 고딕" w:hAnsi="맑은 고딕" w:eastAsia="맑은 고딕" w:cs="맑은 고딕"/>
+                <w:b/>
+                <w:color w:val="2C2114"/>
+                <w:sz w:val="18"/>
+              </w:rPr>
+              <w:t>승인자</w:t>
+            </w:r>
+          </w:p>
+        </w:tc>
+      </w:tr>
+      <w:tr>
+        <w:tc>
+          <w:tcPr>
+            <w:tcW w:type="dxa" w:w="1100"/>
+            <w:tcBorders>
+              <w:top w:val="single" w:sz="4" w:space="0" w:color="B0C8E0"/>
+              <w:left w:val="single" w:sz="4" w:space="0" w:color="B0C8E0"/>
+              <w:bottom w:val="single" w:sz="4" w:space="0" w:color="B0C8E0"/>
+              <w:right w:val="single" w:sz="4" w:space="0" w:color="B0C8E0"/>
+            </w:tcBorders>
+          </w:tcPr>
+          <w:p>
+            <w:pPr>
+              <w:jc w:val="center"/>
+            </w:pPr>
+            <w:r/>
+            <w:r>
+              <w:rPr>
+                <w:rFonts w:ascii="맑은 고딕" w:hAnsi="맑은 고딕" w:eastAsia="맑은 고딕" w:cs="맑은 고딕"/>
+                <w:b w:val="0"/>
+                <w:color w:val="2C2114"/>
+                <w:sz w:val="18"/>
+              </w:rPr>
+              <w:t>제정</w:t>
+            </w:r>
+          </w:p>
+        </w:tc>
+        <w:tc>
+          <w:tcPr>
+            <w:tcW w:type="dxa" w:w="1700"/>
+            <w:tcBorders>
+              <w:top w:val="single" w:sz="4" w:space="0" w:color="B0C8E0"/>
+              <w:left w:val="single" w:sz="4" w:space="0" w:color="B0C8E0"/>
+              <w:bottom w:val="single" w:sz="4" w:space="0" w:color="B0C8E0"/>
+              <w:right w:val="single" w:sz="4" w:space="0" w:color="B0C8E0"/>
+            </w:tcBorders>
+          </w:tcPr>
+          <w:p>
+            <w:pPr>
+              <w:jc w:val="center"/>
+            </w:pPr>
+            <w:r/>
+            <w:r>
+              <w:rPr>
+                <w:rFonts w:ascii="맑은 고딕" w:hAnsi="맑은 고딕" w:eastAsia="맑은 고딕" w:cs="맑은 고딕"/>
+                <w:b w:val="0"/>
+                <w:color w:val="2C2114"/>
+                <w:sz w:val="18"/>
+              </w:rPr>
+              <w:t>20      .      .</w:t>
+            </w:r>
+          </w:p>
+        </w:tc>
+        <w:tc>
+          <w:tcPr>
+            <w:tcW w:type="dxa" w:w="4200"/>
+            <w:tcBorders>
+              <w:top w:val="single" w:sz="4" w:space="0" w:color="B0C8E0"/>
+              <w:left w:val="single" w:sz="4" w:space="0" w:color="B0C8E0"/>
+              <w:bottom w:val="single" w:sz="4" w:space="0" w:color="B0C8E0"/>
+              <w:right w:val="single" w:sz="4" w:space="0" w:color="B0C8E0"/>
+            </w:tcBorders>
+          </w:tcPr>
+          <w:p>
+            <w:pPr>
+              <w:jc w:val="left"/>
+            </w:pPr>
+            <w:r/>
+            <w:r>
+              <w:rPr>
+                <w:rFonts w:ascii="맑은 고딕" w:hAnsi="맑은 고딕" w:eastAsia="맑은 고딕" w:cs="맑은 고딕"/>
+                <w:b w:val="0"/>
+                <w:color w:val="2C2114"/>
+                <w:sz w:val="18"/>
+              </w:rPr>
+              <w:t>최초 제정</w:t>
+            </w:r>
+          </w:p>
+        </w:tc>
+        <w:tc>
+          <w:tcPr>
+            <w:tcW w:type="dxa" w:w="1700"/>
+            <w:tcBorders>
+              <w:top w:val="single" w:sz="4" w:space="0" w:color="B0C8E0"/>
+              <w:left w:val="single" w:sz="4" w:space="0" w:color="B0C8E0"/>
+              <w:bottom w:val="single" w:sz="4" w:space="0" w:color="B0C8E0"/>
+              <w:right w:val="single" w:sz="4" w:space="0" w:color="B0C8E0"/>
+            </w:tcBorders>
+          </w:tcPr>
+          <w:p>
+            <w:pPr>
+              <w:jc w:val="center"/>
+            </w:pPr>
+            <w:r/>
+            <w:r>
+              <w:rPr>
+                <w:rFonts w:ascii="맑은 고딕" w:hAnsi="맑은 고딕" w:eastAsia="맑은 고딕" w:cs="맑은 고딕"/>
+                <w:b w:val="0"/>
+                <w:color w:val="2C2114"/>
+                <w:sz w:val="18"/>
+              </w:rPr>
+              <w:t>—</w:t>
+            </w:r>
+          </w:p>
+        </w:tc>
+        <w:tc>
+          <w:tcPr>
+            <w:tcW w:type="dxa" w:w="1700"/>
+            <w:tcBorders>
+              <w:top w:val="single" w:sz="4" w:space="0" w:color="B0C8E0"/>
+              <w:left w:val="single" w:sz="4" w:space="0" w:color="B0C8E0"/>
+              <w:bottom w:val="single" w:sz="4" w:space="0" w:color="B0C8E0"/>
+              <w:right w:val="single" w:sz="4" w:space="0" w:color="B0C8E0"/>
+            </w:tcBorders>
+          </w:tcPr>
+          <w:p>
+            <w:pPr>
+              <w:jc w:val="center"/>
+            </w:pPr>
+            <w:r/>
+            <w:r>
+              <w:rPr>
+                <w:rFonts w:ascii="맑은 고딕" w:hAnsi="맑은 고딕" w:eastAsia="맑은 고딕" w:cs="맑은 고딕"/>
+                <w:b w:val="0"/>
+                <w:color w:val="2C2114"/>
+                <w:sz w:val="18"/>
+              </w:rPr>
+              <w:t>공동의회 의결</w:t>
+            </w:r>
+          </w:p>
+        </w:tc>
+      </w:tr>
+      <w:tr>
+        <w:tc>
+          <w:tcPr>
+            <w:tcW w:type="dxa" w:w="1100"/>
+            <w:tcBorders>
+              <w:top w:val="single" w:sz="4" w:space="0" w:color="B0C8E0"/>
+              <w:left w:val="single" w:sz="4" w:space="0" w:color="B0C8E0"/>
+              <w:bottom w:val="single" w:sz="4" w:space="0" w:color="B0C8E0"/>
+              <w:right w:val="single" w:sz="4" w:space="0" w:color="B0C8E0"/>
+            </w:tcBorders>
+          </w:tcPr>
+          <w:p>
+            <w:pPr>
+              <w:jc w:val="center"/>
+            </w:pPr>
+            <w:r/>
+            <w:r>
+              <w:rPr>
+                <w:rFonts w:ascii="맑은 고딕" w:hAnsi="맑은 고딕" w:eastAsia="맑은 고딕" w:cs="맑은 고딕"/>
+                <w:b w:val="0"/>
+                <w:color w:val="2C2114"/>
+                <w:sz w:val="18"/>
+              </w:rPr>
+            </w:r>
+          </w:p>
+        </w:tc>
+        <w:tc>
+          <w:tcPr>
+            <w:tcW w:type="dxa" w:w="1700"/>
+            <w:tcBorders>
+              <w:top w:val="single" w:sz="4" w:space="0" w:color="B0C8E0"/>
+              <w:left w:val="single" w:sz="4" w:space="0" w:color="B0C8E0"/>
+              <w:bottom w:val="single" w:sz="4" w:space="0" w:color="B0C8E0"/>
+              <w:right w:val="single" w:sz="4" w:space="0" w:color="B0C8E0"/>
+            </w:tcBorders>
+          </w:tcPr>
+          <w:p>
+            <w:pPr>
+              <w:jc w:val="center"/>
+            </w:pPr>
+            <w:r/>
+            <w:r>
+              <w:rPr>
+                <w:rFonts w:ascii="맑은 고딕" w:hAnsi="맑은 고딕" w:eastAsia="맑은 고딕" w:cs="맑은 고딕"/>
+                <w:b w:val="0"/>
+                <w:color w:val="2C2114"/>
+                <w:sz w:val="18"/>
+              </w:rPr>
+            </w:r>
+          </w:p>
+        </w:tc>
+        <w:tc>
+          <w:tcPr>
+            <w:tcW w:type="dxa" w:w="4200"/>
+            <w:tcBorders>
+              <w:top w:val="single" w:sz="4" w:space="0" w:color="B0C8E0"/>
+              <w:left w:val="single" w:sz="4" w:space="0" w:color="B0C8E0"/>
+              <w:bottom w:val="single" w:sz="4" w:space="0" w:color="B0C8E0"/>
+              <w:right w:val="single" w:sz="4" w:space="0" w:color="B0C8E0"/>
+            </w:tcBorders>
+          </w:tcPr>
+          <w:p>
+            <w:pPr>
+              <w:jc w:val="center"/>
+            </w:pPr>
+            <w:r/>
+            <w:r>
+              <w:rPr>
+                <w:rFonts w:ascii="맑은 고딕" w:hAnsi="맑은 고딕" w:eastAsia="맑은 고딕" w:cs="맑은 고딕"/>
+                <w:b w:val="0"/>
+                <w:color w:val="2C2114"/>
+                <w:sz w:val="18"/>
+              </w:rPr>
+            </w:r>
+          </w:p>
+        </w:tc>
+        <w:tc>
+          <w:tcPr>
+            <w:tcW w:type="dxa" w:w="1700"/>
+            <w:tcBorders>
+              <w:top w:val="single" w:sz="4" w:space="0" w:color="B0C8E0"/>
+              <w:left w:val="single" w:sz="4" w:space="0" w:color="B0C8E0"/>
+              <w:bottom w:val="single" w:sz="4" w:space="0" w:color="B0C8E0"/>
+              <w:right w:val="single" w:sz="4" w:space="0" w:color="B0C8E0"/>
+            </w:tcBorders>
+          </w:tcPr>
+          <w:p>
+            <w:pPr>
+              <w:jc w:val="center"/>
+            </w:pPr>
+            <w:r/>
+            <w:r>
+              <w:rPr>
+                <w:rFonts w:ascii="맑은 고딕" w:hAnsi="맑은 고딕" w:eastAsia="맑은 고딕" w:cs="맑은 고딕"/>
+                <w:b w:val="0"/>
+                <w:color w:val="2C2114"/>
+                <w:sz w:val="18"/>
+              </w:rPr>
+            </w:r>
+          </w:p>
+        </w:tc>
+        <w:tc>
+          <w:tcPr>
+            <w:tcW w:type="dxa" w:w="1700"/>
+            <w:tcBorders>
+              <w:top w:val="single" w:sz="4" w:space="0" w:color="B0C8E0"/>
+              <w:left w:val="single" w:sz="4" w:space="0" w:color="B0C8E0"/>
+              <w:bottom w:val="single" w:sz="4" w:space="0" w:color="B0C8E0"/>
+              <w:right w:val="single" w:sz="4" w:space="0" w:color="B0C8E0"/>
+            </w:tcBorders>
+          </w:tcPr>
+          <w:p>
+            <w:pPr>
+              <w:jc w:val="center"/>
+            </w:pPr>
+            <w:r/>
+            <w:r>
+              <w:rPr>
+                <w:rFonts w:ascii="맑은 고딕" w:hAnsi="맑은 고딕" w:eastAsia="맑은 고딕" w:cs="맑은 고딕"/>
+                <w:b w:val="0"/>
+                <w:color w:val="2C2114"/>
+                <w:sz w:val="18"/>
+              </w:rPr>
+            </w:r>
+          </w:p>
+        </w:tc>
+      </w:tr>
+      <w:tr>
+        <w:tc>
+          <w:tcPr>
+            <w:tcW w:type="dxa" w:w="1100"/>
+            <w:tcBorders>
+              <w:top w:val="single" w:sz="4" w:space="0" w:color="B0C8E0"/>
+              <w:left w:val="single" w:sz="4" w:space="0" w:color="B0C8E0"/>
+              <w:bottom w:val="single" w:sz="4" w:space="0" w:color="B0C8E0"/>
+              <w:right w:val="single" w:sz="4" w:space="0" w:color="B0C8E0"/>
+            </w:tcBorders>
+          </w:tcPr>
+          <w:p>
+            <w:pPr>
+              <w:jc w:val="center"/>
+            </w:pPr>
+            <w:r/>
+            <w:r>
+              <w:rPr>
+                <w:rFonts w:ascii="맑은 고딕" w:hAnsi="맑은 고딕" w:eastAsia="맑은 고딕" w:cs="맑은 고딕"/>
+                <w:b w:val="0"/>
+                <w:color w:val="2C2114"/>
+                <w:sz w:val="18"/>
+              </w:rPr>
+            </w:r>
+          </w:p>
+        </w:tc>
+        <w:tc>
+          <w:tcPr>
+            <w:tcW w:type="dxa" w:w="1700"/>
+            <w:tcBorders>
+              <w:top w:val="single" w:sz="4" w:space="0" w:color="B0C8E0"/>
+              <w:left w:val="single" w:sz="4" w:space="0" w:color="B0C8E0"/>
+              <w:bottom w:val="single" w:sz="4" w:space="0" w:color="B0C8E0"/>
+              <w:right w:val="single" w:sz="4" w:space="0" w:color="B0C8E0"/>
+            </w:tcBorders>
+          </w:tcPr>
+          <w:p>
+            <w:pPr>
+              <w:jc w:val="center"/>
+            </w:pPr>
+            <w:r/>
+            <w:r>
+              <w:rPr>
+                <w:rFonts w:ascii="맑은 고딕" w:hAnsi="맑은 고딕" w:eastAsia="맑은 고딕" w:cs="맑은 고딕"/>
+                <w:b w:val="0"/>
+                <w:color w:val="2C2114"/>
+                <w:sz w:val="18"/>
+              </w:rPr>
+            </w:r>
+          </w:p>
+        </w:tc>
+        <w:tc>
+          <w:tcPr>
+            <w:tcW w:type="dxa" w:w="4200"/>
+            <w:tcBorders>
+              <w:top w:val="single" w:sz="4" w:space="0" w:color="B0C8E0"/>
+              <w:left w:val="single" w:sz="4" w:space="0" w:color="B0C8E0"/>
+              <w:bottom w:val="single" w:sz="4" w:space="0" w:color="B0C8E0"/>
+              <w:right w:val="single" w:sz="4" w:space="0" w:color="B0C8E0"/>
+            </w:tcBorders>
+          </w:tcPr>
+          <w:p>
+            <w:pPr>
+              <w:jc w:val="center"/>
+            </w:pPr>
+            <w:r/>
+            <w:r>
+              <w:rPr>
+                <w:rFonts w:ascii="맑은 고딕" w:hAnsi="맑은 고딕" w:eastAsia="맑은 고딕" w:cs="맑은 고딕"/>
+                <w:b w:val="0"/>
+                <w:color w:val="2C2114"/>
+                <w:sz w:val="18"/>
+              </w:rPr>
+            </w:r>
+          </w:p>
+        </w:tc>
+        <w:tc>
+          <w:tcPr>
+            <w:tcW w:type="dxa" w:w="1700"/>
+            <w:tcBorders>
+              <w:top w:val="single" w:sz="4" w:space="0" w:color="B0C8E0"/>
+              <w:left w:val="single" w:sz="4" w:space="0" w:color="B0C8E0"/>
+              <w:bottom w:val="single" w:sz="4" w:space="0" w:color="B0C8E0"/>
+              <w:right w:val="single" w:sz="4" w:space="0" w:color="B0C8E0"/>
+            </w:tcBorders>
+          </w:tcPr>
+          <w:p>
+            <w:pPr>
+              <w:jc w:val="center"/>
+            </w:pPr>
+            <w:r/>
+            <w:r>
+              <w:rPr>
+                <w:rFonts w:ascii="맑은 고딕" w:hAnsi="맑은 고딕" w:eastAsia="맑은 고딕" w:cs="맑은 고딕"/>
+                <w:b w:val="0"/>
+                <w:color w:val="2C2114"/>
+                <w:sz w:val="18"/>
+              </w:rPr>
+            </w:r>
+          </w:p>
+        </w:tc>
+        <w:tc>
+          <w:tcPr>
+            <w:tcW w:type="dxa" w:w="1700"/>
+            <w:tcBorders>
+              <w:top w:val="single" w:sz="4" w:space="0" w:color="B0C8E0"/>
+              <w:left w:val="single" w:sz="4" w:space="0" w:color="B0C8E0"/>
+              <w:bottom w:val="single" w:sz="4" w:space="0" w:color="B0C8E0"/>
+              <w:right w:val="single" w:sz="4" w:space="0" w:color="B0C8E0"/>
+            </w:tcBorders>
+          </w:tcPr>
+          <w:p>
+            <w:pPr>
+              <w:jc w:val="center"/>
+            </w:pPr>
+            <w:r/>
+            <w:r>
+              <w:rPr>
+                <w:rFonts w:ascii="맑은 고딕" w:hAnsi="맑은 고딕" w:eastAsia="맑은 고딕" w:cs="맑은 고딕"/>
+                <w:b w:val="0"/>
+                <w:color w:val="2C2114"/>
+                <w:sz w:val="18"/>
+              </w:rPr>
+            </w:r>
+          </w:p>
+        </w:tc>
+      </w:tr>
+      <w:tr>
+        <w:tc>
+          <w:tcPr>
+            <w:tcW w:type="dxa" w:w="1100"/>
+            <w:tcBorders>
+              <w:top w:val="single" w:sz="4" w:space="0" w:color="B0C8E0"/>
+              <w:left w:val="single" w:sz="4" w:space="0" w:color="B0C8E0"/>
+              <w:bottom w:val="single" w:sz="4" w:space="0" w:color="B0C8E0"/>
+              <w:right w:val="single" w:sz="4" w:space="0" w:color="B0C8E0"/>
+            </w:tcBorders>
+          </w:tcPr>
+          <w:p>
+            <w:pPr>
+              <w:jc w:val="center"/>
+            </w:pPr>
+            <w:r/>
+            <w:r>
+              <w:rPr>
+                <w:rFonts w:ascii="맑은 고딕" w:hAnsi="맑은 고딕" w:eastAsia="맑은 고딕" w:cs="맑은 고딕"/>
+                <w:b w:val="0"/>
+                <w:color w:val="2C2114"/>
+                <w:sz w:val="18"/>
+              </w:rPr>
+            </w:r>
+          </w:p>
+        </w:tc>
+        <w:tc>
+          <w:tcPr>
+            <w:tcW w:type="dxa" w:w="1700"/>
+            <w:tcBorders>
+              <w:top w:val="single" w:sz="4" w:space="0" w:color="B0C8E0"/>
+              <w:left w:val="single" w:sz="4" w:space="0" w:color="B0C8E0"/>
+              <w:bottom w:val="single" w:sz="4" w:space="0" w:color="B0C8E0"/>
+              <w:right w:val="single" w:sz="4" w:space="0" w:color="B0C8E0"/>
+            </w:tcBorders>
+          </w:tcPr>
+          <w:p>
+            <w:pPr>
+              <w:jc w:val="center"/>
+            </w:pPr>
+            <w:r/>
+            <w:r>
+              <w:rPr>
+                <w:rFonts w:ascii="맑은 고딕" w:hAnsi="맑은 고딕" w:eastAsia="맑은 고딕" w:cs="맑은 고딕"/>
+                <w:b w:val="0"/>
+                <w:color w:val="2C2114"/>
+                <w:sz w:val="18"/>
+              </w:rPr>
+            </w:r>
+          </w:p>
+        </w:tc>
+        <w:tc>
+          <w:tcPr>
+            <w:tcW w:type="dxa" w:w="4200"/>
+            <w:tcBorders>
+              <w:top w:val="single" w:sz="4" w:space="0" w:color="B0C8E0"/>
+              <w:left w:val="single" w:sz="4" w:space="0" w:color="B0C8E0"/>
+              <w:bottom w:val="single" w:sz="4" w:space="0" w:color="B0C8E0"/>
+              <w:right w:val="single" w:sz="4" w:space="0" w:color="B0C8E0"/>
+            </w:tcBorders>
+          </w:tcPr>
+          <w:p>
+            <w:pPr>
+              <w:jc w:val="center"/>
+            </w:pPr>
+            <w:r/>
+            <w:r>
+              <w:rPr>
+                <w:rFonts w:ascii="맑은 고딕" w:hAnsi="맑은 고딕" w:eastAsia="맑은 고딕" w:cs="맑은 고딕"/>
+                <w:b w:val="0"/>
+                <w:color w:val="2C2114"/>
+                <w:sz w:val="18"/>
+              </w:rPr>
+            </w:r>
+          </w:p>
+        </w:tc>
+        <w:tc>
+          <w:tcPr>
+            <w:tcW w:type="dxa" w:w="1700"/>
+            <w:tcBorders>
+              <w:top w:val="single" w:sz="4" w:space="0" w:color="B0C8E0"/>
+              <w:left w:val="single" w:sz="4" w:space="0" w:color="B0C8E0"/>
+              <w:bottom w:val="single" w:sz="4" w:space="0" w:color="B0C8E0"/>
+              <w:right w:val="single" w:sz="4" w:space="0" w:color="B0C8E0"/>
+            </w:tcBorders>
+          </w:tcPr>
+          <w:p>
+            <w:pPr>
+              <w:jc w:val="center"/>
+            </w:pPr>
+            <w:r/>
+            <w:r>
+              <w:rPr>
+                <w:rFonts w:ascii="맑은 고딕" w:hAnsi="맑은 고딕" w:eastAsia="맑은 고딕" w:cs="맑은 고딕"/>
+                <w:b w:val="0"/>
+                <w:color w:val="2C2114"/>
+                <w:sz w:val="18"/>
+              </w:rPr>
+            </w:r>
+          </w:p>
+        </w:tc>
+        <w:tc>
+          <w:tcPr>
+            <w:tcW w:type="dxa" w:w="1700"/>
+            <w:tcBorders>
+              <w:top w:val="single" w:sz="4" w:space="0" w:color="B0C8E0"/>
+              <w:left w:val="single" w:sz="4" w:space="0" w:color="B0C8E0"/>
+              <w:bottom w:val="single" w:sz="4" w:space="0" w:color="B0C8E0"/>
+              <w:right w:val="single" w:sz="4" w:space="0" w:color="B0C8E0"/>
+            </w:tcBorders>
+          </w:tcPr>
+          <w:p>
+            <w:pPr>
+              <w:jc w:val="center"/>
+            </w:pPr>
+            <w:r/>
+            <w:r>
+              <w:rPr>
+                <w:rFonts w:ascii="맑은 고딕" w:hAnsi="맑은 고딕" w:eastAsia="맑은 고딕" w:cs="맑은 고딕"/>
+                <w:b w:val="0"/>
+                <w:color w:val="2C2114"/>
+                <w:sz w:val="18"/>
+              </w:rPr>
+            </w:r>
+          </w:p>
+        </w:tc>
+      </w:tr>
+      <w:tr>
+        <w:tc>
+          <w:tcPr>
+            <w:tcW w:type="dxa" w:w="1100"/>
+            <w:tcBorders>
+              <w:top w:val="single" w:sz="4" w:space="0" w:color="B0C8E0"/>
+              <w:left w:val="single" w:sz="4" w:space="0" w:color="B0C8E0"/>
+              <w:bottom w:val="single" w:sz="4" w:space="0" w:color="B0C8E0"/>
+              <w:right w:val="single" w:sz="4" w:space="0" w:color="B0C8E0"/>
+            </w:tcBorders>
+          </w:tcPr>
+          <w:p>
+            <w:pPr>
+              <w:jc w:val="center"/>
+            </w:pPr>
+            <w:r/>
+            <w:r>
+              <w:rPr>
+                <w:rFonts w:ascii="맑은 고딕" w:hAnsi="맑은 고딕" w:eastAsia="맑은 고딕" w:cs="맑은 고딕"/>
+                <w:b w:val="0"/>
+                <w:color w:val="2C2114"/>
+                <w:sz w:val="18"/>
+              </w:rPr>
+            </w:r>
+          </w:p>
+        </w:tc>
+        <w:tc>
+          <w:tcPr>
+            <w:tcW w:type="dxa" w:w="1700"/>
+            <w:tcBorders>
+              <w:top w:val="single" w:sz="4" w:space="0" w:color="B0C8E0"/>
+              <w:left w:val="single" w:sz="4" w:space="0" w:color="B0C8E0"/>
+              <w:bottom w:val="single" w:sz="4" w:space="0" w:color="B0C8E0"/>
+              <w:right w:val="single" w:sz="4" w:space="0" w:color="B0C8E0"/>
+            </w:tcBorders>
+          </w:tcPr>
+          <w:p>
+            <w:pPr>
+              <w:jc w:val="center"/>
+            </w:pPr>
+            <w:r/>
+            <w:r>
+              <w:rPr>
+                <w:rFonts w:ascii="맑은 고딕" w:hAnsi="맑은 고딕" w:eastAsia="맑은 고딕" w:cs="맑은 고딕"/>
+                <w:b w:val="0"/>
+                <w:color w:val="2C2114"/>
+                <w:sz w:val="18"/>
+              </w:rPr>
+            </w:r>
+          </w:p>
+        </w:tc>
+        <w:tc>
+          <w:tcPr>
+            <w:tcW w:type="dxa" w:w="4200"/>
+            <w:tcBorders>
+              <w:top w:val="single" w:sz="4" w:space="0" w:color="B0C8E0"/>
+              <w:left w:val="single" w:sz="4" w:space="0" w:color="B0C8E0"/>
+              <w:bottom w:val="single" w:sz="4" w:space="0" w:color="B0C8E0"/>
+              <w:right w:val="single" w:sz="4" w:space="0" w:color="B0C8E0"/>
+            </w:tcBorders>
+          </w:tcPr>
+          <w:p>
+            <w:pPr>
+              <w:jc w:val="center"/>
+            </w:pPr>
+            <w:r/>
+            <w:r>
+              <w:rPr>
+                <w:rFonts w:ascii="맑은 고딕" w:hAnsi="맑은 고딕" w:eastAsia="맑은 고딕" w:cs="맑은 고딕"/>
+                <w:b w:val="0"/>
+                <w:color w:val="2C2114"/>
+                <w:sz w:val="18"/>
+              </w:rPr>
+            </w:r>
+          </w:p>
+        </w:tc>
+        <w:tc>
+          <w:tcPr>
+            <w:tcW w:type="dxa" w:w="1700"/>
+            <w:tcBorders>
+              <w:top w:val="single" w:sz="4" w:space="0" w:color="B0C8E0"/>
+              <w:left w:val="single" w:sz="4" w:space="0" w:color="B0C8E0"/>
+              <w:bottom w:val="single" w:sz="4" w:space="0" w:color="B0C8E0"/>
+              <w:right w:val="single" w:sz="4" w:space="0" w:color="B0C8E0"/>
+            </w:tcBorders>
+          </w:tcPr>
+          <w:p>
+            <w:pPr>
+              <w:jc w:val="center"/>
+            </w:pPr>
+            <w:r/>
+            <w:r>
+              <w:rPr>
+                <w:rFonts w:ascii="맑은 고딕" w:hAnsi="맑은 고딕" w:eastAsia="맑은 고딕" w:cs="맑은 고딕"/>
+                <w:b w:val="0"/>
+                <w:color w:val="2C2114"/>
+                <w:sz w:val="18"/>
+              </w:rPr>
+            </w:r>
+          </w:p>
+        </w:tc>
+        <w:tc>
+          <w:tcPr>
+            <w:tcW w:type="dxa" w:w="1700"/>
+            <w:tcBorders>
+              <w:top w:val="single" w:sz="4" w:space="0" w:color="B0C8E0"/>
+              <w:left w:val="single" w:sz="4" w:space="0" w:color="B0C8E0"/>
+              <w:bottom w:val="single" w:sz="4" w:space="0" w:color="B0C8E0"/>
+              <w:right w:val="single" w:sz="4" w:space="0" w:color="B0C8E0"/>
+            </w:tcBorders>
+          </w:tcPr>
+          <w:p>
+            <w:pPr>
+              <w:jc w:val="center"/>
+            </w:pPr>
+            <w:r/>
+            <w:r>
+              <w:rPr>
+                <w:rFonts w:ascii="맑은 고딕" w:hAnsi="맑은 고딕" w:eastAsia="맑은 고딕" w:cs="맑은 고딕"/>
+                <w:b w:val="0"/>
+                <w:color w:val="2C2114"/>
+                <w:sz w:val="18"/>
+              </w:rPr>
+            </w:r>
+          </w:p>
+        </w:tc>
+      </w:tr>
+      <w:tr>
+        <w:tc>
+          <w:tcPr>
+            <w:tcW w:type="dxa" w:w="1100"/>
+            <w:tcBorders>
+              <w:top w:val="single" w:sz="4" w:space="0" w:color="B0C8E0"/>
+              <w:left w:val="single" w:sz="4" w:space="0" w:color="B0C8E0"/>
+              <w:bottom w:val="single" w:sz="4" w:space="0" w:color="B0C8E0"/>
+              <w:right w:val="single" w:sz="4" w:space="0" w:color="B0C8E0"/>
+            </w:tcBorders>
+          </w:tcPr>
+          <w:p>
+            <w:pPr>
+              <w:jc w:val="center"/>
+            </w:pPr>
+            <w:r/>
+            <w:r>
+              <w:rPr>
+                <w:rFonts w:ascii="맑은 고딕" w:hAnsi="맑은 고딕" w:eastAsia="맑은 고딕" w:cs="맑은 고딕"/>
+                <w:b w:val="0"/>
+                <w:color w:val="2C2114"/>
+                <w:sz w:val="18"/>
+              </w:rPr>
+            </w:r>
+          </w:p>
+        </w:tc>
+        <w:tc>
+          <w:tcPr>
+            <w:tcW w:type="dxa" w:w="1700"/>
+            <w:tcBorders>
+              <w:top w:val="single" w:sz="4" w:space="0" w:color="B0C8E0"/>
+              <w:left w:val="single" w:sz="4" w:space="0" w:color="B0C8E0"/>
+              <w:bottom w:val="single" w:sz="4" w:space="0" w:color="B0C8E0"/>
+              <w:right w:val="single" w:sz="4" w:space="0" w:color="B0C8E0"/>
+            </w:tcBorders>
+          </w:tcPr>
+          <w:p>
+            <w:pPr>
+              <w:jc w:val="center"/>
+            </w:pPr>
+            <w:r/>
+            <w:r>
+              <w:rPr>
+                <w:rFonts w:ascii="맑은 고딕" w:hAnsi="맑은 고딕" w:eastAsia="맑은 고딕" w:cs="맑은 고딕"/>
+                <w:b w:val="0"/>
+                <w:color w:val="2C2114"/>
+                <w:sz w:val="18"/>
+              </w:rPr>
+            </w:r>
+          </w:p>
+        </w:tc>
+        <w:tc>
+          <w:tcPr>
+            <w:tcW w:type="dxa" w:w="4200"/>
+            <w:tcBorders>
+              <w:top w:val="single" w:sz="4" w:space="0" w:color="B0C8E0"/>
+              <w:left w:val="single" w:sz="4" w:space="0" w:color="B0C8E0"/>
+              <w:bottom w:val="single" w:sz="4" w:space="0" w:color="B0C8E0"/>
+              <w:right w:val="single" w:sz="4" w:space="0" w:color="B0C8E0"/>
+            </w:tcBorders>
+          </w:tcPr>
+          <w:p>
+            <w:pPr>
+              <w:jc w:val="center"/>
+            </w:pPr>
+            <w:r/>
+            <w:r>
+              <w:rPr>
+                <w:rFonts w:ascii="맑은 고딕" w:hAnsi="맑은 고딕" w:eastAsia="맑은 고딕" w:cs="맑은 고딕"/>
+                <w:b w:val="0"/>
+                <w:color w:val="2C2114"/>
+                <w:sz w:val="18"/>
+              </w:rPr>
+            </w:r>
+          </w:p>
+        </w:tc>
+        <w:tc>
+          <w:tcPr>
+            <w:tcW w:type="dxa" w:w="1700"/>
+            <w:tcBorders>
+              <w:top w:val="single" w:sz="4" w:space="0" w:color="B0C8E0"/>
+              <w:left w:val="single" w:sz="4" w:space="0" w:color="B0C8E0"/>
+              <w:bottom w:val="single" w:sz="4" w:space="0" w:color="B0C8E0"/>
+              <w:right w:val="single" w:sz="4" w:space="0" w:color="B0C8E0"/>
+            </w:tcBorders>
+          </w:tcPr>
+          <w:p>
+            <w:pPr>
+              <w:jc w:val="center"/>
+            </w:pPr>
+            <w:r/>
+            <w:r>
+              <w:rPr>
+                <w:rFonts w:ascii="맑은 고딕" w:hAnsi="맑은 고딕" w:eastAsia="맑은 고딕" w:cs="맑은 고딕"/>
+                <w:b w:val="0"/>
+                <w:color w:val="2C2114"/>
+                <w:sz w:val="18"/>
+              </w:rPr>
+            </w:r>
+          </w:p>
+        </w:tc>
+        <w:tc>
+          <w:tcPr>
+            <w:tcW w:type="dxa" w:w="1700"/>
+            <w:tcBorders>
+              <w:top w:val="single" w:sz="4" w:space="0" w:color="B0C8E0"/>
+              <w:left w:val="single" w:sz="4" w:space="0" w:color="B0C8E0"/>
+              <w:bottom w:val="single" w:sz="4" w:space="0" w:color="B0C8E0"/>
+              <w:right w:val="single" w:sz="4" w:space="0" w:color="B0C8E0"/>
+            </w:tcBorders>
+          </w:tcPr>
+          <w:p>
+            <w:pPr>
+              <w:jc w:val="center"/>
+            </w:pPr>
+            <w:r/>
+            <w:r>
+              <w:rPr>
+                <w:rFonts w:ascii="맑은 고딕" w:hAnsi="맑은 고딕" w:eastAsia="맑은 고딕" w:cs="맑은 고딕"/>
+                <w:b w:val="0"/>
+                <w:color w:val="2C2114"/>
+                <w:sz w:val="18"/>
+              </w:rPr>
+            </w:r>
+          </w:p>
+        </w:tc>
+      </w:tr>
+    </w:tbl>
     <w:sectPr>
       <w:headerReference w:type="default" r:id="rId7"/>
       <w:footerReference w:type="default" r:id="rId8"/>
@@ -3998,9 +4808,6 @@
 <w:ftr xmlns:wpc="http://schemas.microsoft.com/office/word/2010/wordprocessingCanvas" xmlns:mc="http://schemas.openxmlformats.org/markup-compatibility/2006" xmlns:o="urn:schemas-microsoft-com:office:office" xmlns:r="http://schemas.openxmlformats.org/officeDocument/2006/relationships" xmlns:m="http://schemas.openxmlformats.org/officeDocument/2006/math" xmlns:v="urn:schemas-microsoft-com:vml" xmlns:wp14="http://schemas.microsoft.com/office/word/2010/wordprocessingDrawing" xmlns:wp="http://schemas.openxmlformats.org/drawingml/2006/wordprocessingDrawing" xmlns:w10="urn:schemas-microsoft-com:office:word" xmlns:w="http://schemas.openxmlformats.org/wordprocessingml/2006/main" xmlns:w14="http://schemas.microsoft.com/office/word/2010/wordml" xmlns:w15="http://schemas.microsoft.com/office/word/2012/wordml" xmlns:wpg="http://schemas.microsoft.com/office/word/2010/wordprocessingGroup" xmlns:wpi="http://schemas.microsoft.com/office/word/2010/wordprocessingInk" xmlns:wne="http://schemas.microsoft.com/office/word/2006/wordml" xmlns:wps="http://schemas.microsoft.com/office/word/2010/wordprocessingShape">
   <w:p>
     <w:pPr>
-      <w:pBdr>
-        <w:top w:val="single" w:color="B0C8E0" w:sz="4"/>
-      </w:pBdr>
       <w:spacing w:after="0" w:before="80"/>
     </w:pPr>
     <w:r>
@@ -4057,9 +4864,6 @@
 <w:hdr xmlns:wpc="http://schemas.microsoft.com/office/word/2010/wordprocessingCanvas" xmlns:mc="http://schemas.openxmlformats.org/markup-compatibility/2006" xmlns:o="urn:schemas-microsoft-com:office:office" xmlns:r="http://schemas.openxmlformats.org/officeDocument/2006/relationships" xmlns:m="http://schemas.openxmlformats.org/officeDocument/2006/math" xmlns:v="urn:schemas-microsoft-com:vml" xmlns:wp14="http://schemas.microsoft.com/office/word/2010/wordprocessingDrawing" xmlns:wp="http://schemas.openxmlformats.org/drawingml/2006/wordprocessingDrawing" xmlns:w10="urn:schemas-microsoft-com:office:word" xmlns:w="http://schemas.openxmlformats.org/wordprocessingml/2006/main" xmlns:w14="http://schemas.microsoft.com/office/word/2010/wordml" xmlns:w15="http://schemas.microsoft.com/office/word/2012/wordml" xmlns:wpg="http://schemas.microsoft.com/office/word/2010/wordprocessingGroup" xmlns:wpi="http://schemas.microsoft.com/office/word/2010/wordprocessingInk" xmlns:wne="http://schemas.microsoft.com/office/word/2006/wordml" xmlns:wps="http://schemas.microsoft.com/office/word/2010/wordprocessingShape" xmlns:cx="http://schemas.microsoft.com/office/drawing/2014/chartex" xmlns:cx1="http://schemas.microsoft.com/office/drawing/2015/9/8/chartex" xmlns:cx2="http://schemas.microsoft.com/office/drawing/2015/10/21/chartex" xmlns:cx3="http://schemas.microsoft.com/office/drawing/2016/5/9/chartex" xmlns:cx4="http://schemas.microsoft.com/office/drawing/2016/5/10/chartex" xmlns:cx5="http://schemas.microsoft.com/office/drawing/2016/5/11/chartex" xmlns:cx6="http://schemas.microsoft.com/office/drawing/2016/5/12/chartex" xmlns:cx7="http://schemas.microsoft.com/office/drawing/2016/5/13/chartex" xmlns:cx8="http://schemas.microsoft.com/office/drawing/2016/5/14/chartex" xmlns:w16cid="http://schemas.microsoft.com/office/word/2016/wordml/cid" xmlns:w16se="http://schemas.microsoft.com/office/word/2015/wordml/symex">
   <w:p>
     <w:pPr>
-      <w:pBdr>
-        <w:bottom w:val="single" w:color="C8714A" w:sz="4"/>
-      </w:pBdr>
       <w:spacing w:after="80" w:before="0"/>
     </w:pPr>
     <w:r>

--- a/DB/공통규정/CPO-001_교회헌법_사랑과평안의교회.docx
+++ b/DB/공통규정/CPO-001_교회헌법_사랑과평안의교회.docx
@@ -1021,7 +1021,7 @@
           <w:sz w:val="20"/>
           <w:szCs w:val="20"/>
         </w:rPr>
-        <w:t xml:space="preserve">성령세례는 믿는 자에게 주어지는 성령 충만의 경험으로, 방언은 최초 증거로 나타난다. 본 교회는 성령의 은사들이 오늘날도 역사함을 믿는다. (행 2:4, 1고 12:7–11)</w:t>
+        <w:t>성령세례는 믿는 자에게 주어지는 성령 충만의 경험으로, 방언은 최초 증거로 나타난다. 본 교회는 성령의 은사들이 오늘날도 역사함을 믿는다. (행 2:4, 고전 12:7–11)</w:t>
       </w:r>
     </w:p>
     <w:p>
